--- a/FLOWCHART.docx
+++ b/FLOWCHART.docx
@@ -489,6 +489,17 @@
         </w:rPr>
         <w:t>(USER)REGISTER</w:t>
       </w:r>
+    </w:p>
+    <w:p>
+      <w:pPr>
+        <w:tabs>
+          <w:tab w:val="left" w:pos="2917"/>
+        </w:tabs>
+        <w:rPr>
+          <w:b/>
+          <w:sz w:val="48"/>
+        </w:rPr>
+      </w:pPr>
     </w:p>
     <w:p>
       <w:pPr>
@@ -1581,7 +1592,6 @@
           <w:sz w:val="48"/>
         </w:rPr>
       </w:pPr>
-      <w:bookmarkStart w:id="0" w:name="_GoBack"/>
       <w:r>
         <w:rPr>
           <w:b/>
@@ -1638,7 +1648,6 @@
         <w:t xml:space="preserve"> </w:t>
       </w:r>
     </w:p>
-    <w:bookmarkEnd w:id="0"/>
     <w:p>
       <w:pPr>
         <w:tabs>
@@ -1649,6 +1658,22 @@
           <w:sz w:val="48"/>
         </w:rPr>
       </w:pPr>
+      <w:r>
+        <w:rPr>
+          <w:b/>
+          <w:sz w:val="48"/>
+        </w:rPr>
+        <w:t>javasc</w:t>
+      </w:r>
+      <w:r>
+        <w:rPr>
+          <w:b/>
+          <w:sz w:val="48"/>
+        </w:rPr>
+        <w:t>RIPT</w:t>
+      </w:r>
+      <w:bookmarkStart w:id="0" w:name="_GoBack"/>
+      <w:bookmarkEnd w:id="0"/>
     </w:p>
     <w:sectPr>
       <w:pgSz w:w="12240" w:h="15840"/>

--- a/FLOWCHART.docx
+++ b/FLOWCHART.docx
@@ -80,7 +80,7 @@
         <mc:AlternateContent>
           <mc:Choice Requires="wps">
             <w:drawing>
-              <wp:anchor distT="0" distB="0" distL="114300" distR="114300" simplePos="0" relativeHeight="251663360" behindDoc="0" locked="0" layoutInCell="1" allowOverlap="1" wp14:anchorId="3771243E" wp14:editId="0A882389">
+              <wp:anchor distT="0" distB="0" distL="114300" distR="114300" simplePos="0" relativeHeight="251662336" behindDoc="0" locked="0" layoutInCell="1" allowOverlap="1" wp14:anchorId="3771243E" wp14:editId="0A882389">
                 <wp:simplePos x="0" y="0"/>
                 <wp:positionH relativeFrom="column">
                   <wp:posOffset>3348841</wp:posOffset>
@@ -127,8 +127,6 @@
                           <w:p>
                             <w:r>
                               <w:tab/>
-                            </w:r>
-                            <w:r>
                               <w:t>Reset password</w:t>
                             </w:r>
                           </w:p>
@@ -160,7 +158,7 @@
                 <v:stroke joinstyle="miter"/>
                 <v:path gradientshapeok="t" o:connecttype="rect"/>
               </v:shapetype>
-              <v:shape id="Text Box 4" o:spid="_x0000_s1026" type="#_x0000_t202" style="position:absolute;margin-left:263.7pt;margin-top:35.55pt;width:142.15pt;height:43.95pt;z-index:251663360;visibility:visible;mso-wrap-style:square;mso-width-percent:0;mso-height-percent:0;mso-wrap-distance-left:9pt;mso-wrap-distance-top:0;mso-wrap-distance-right:9pt;mso-wrap-distance-bottom:0;mso-position-horizontal:absolute;mso-position-horizontal-relative:text;mso-position-vertical:absolute;mso-position-vertical-relative:text;mso-width-percent:0;mso-height-percent:0;mso-width-relative:margin;mso-height-relative:margin;v-text-anchor:top" o:gfxdata="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" fillcolor="white [3201]" strokeweight=".5pt">
+              <v:shape id="Text Box 4" o:spid="_x0000_s1026" type="#_x0000_t202" style="position:absolute;margin-left:263.7pt;margin-top:35.55pt;width:142.15pt;height:43.95pt;z-index:251662336;visibility:visible;mso-wrap-style:square;mso-width-percent:0;mso-height-percent:0;mso-wrap-distance-left:9pt;mso-wrap-distance-top:0;mso-wrap-distance-right:9pt;mso-wrap-distance-bottom:0;mso-position-horizontal:absolute;mso-position-horizontal-relative:text;mso-position-vertical:absolute;mso-position-vertical-relative:text;mso-width-percent:0;mso-height-percent:0;mso-width-relative:margin;mso-height-relative:margin;v-text-anchor:top" o:gfxdata="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" fillcolor="white [3201]" strokeweight=".5pt">
                 <v:textbox>
                   <w:txbxContent>
                     <w:p>
@@ -174,8 +172,6 @@
                     <w:p>
                       <w:r>
                         <w:tab/>
-                      </w:r>
-                      <w:r>
                         <w:t>Reset password</w:t>
                       </w:r>
                     </w:p>
@@ -195,7 +191,7 @@
         <mc:AlternateContent>
           <mc:Choice Requires="wps">
             <w:drawing>
-              <wp:anchor distT="0" distB="0" distL="114300" distR="114300" simplePos="0" relativeHeight="251659264" behindDoc="0" locked="0" layoutInCell="1" allowOverlap="1">
+              <wp:anchor distT="0" distB="0" distL="114300" distR="114300" simplePos="0" relativeHeight="251658240" behindDoc="0" locked="0" layoutInCell="1" allowOverlap="1">
                 <wp:simplePos x="0" y="0"/>
                 <wp:positionH relativeFrom="column">
                   <wp:posOffset>1935480</wp:posOffset>
@@ -267,7 +263,7 @@
           </mc:Choice>
           <mc:Fallback>
             <w:pict>
-              <v:shape id="Text Box 2" o:spid="_x0000_s1027" type="#_x0000_t202" style="position:absolute;margin-left:152.4pt;margin-top:35.55pt;width:64.5pt;height:43.95pt;z-index:251659264;visibility:visible;mso-wrap-style:square;mso-width-percent:0;mso-height-percent:0;mso-wrap-distance-left:9pt;mso-wrap-distance-top:0;mso-wrap-distance-right:9pt;mso-wrap-distance-bottom:0;mso-position-horizontal:absolute;mso-position-horizontal-relative:text;mso-position-vertical:absolute;mso-position-vertical-relative:text;mso-width-percent:0;mso-height-percent:0;mso-width-relative:margin;mso-height-relative:margin;v-text-anchor:top" o:gfxdata="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" fillcolor="white [3201]" strokeweight=".5pt">
+              <v:shape id="Text Box 2" o:spid="_x0000_s1027" type="#_x0000_t202" style="position:absolute;margin-left:152.4pt;margin-top:35.55pt;width:64.5pt;height:43.95pt;z-index:251658240;visibility:visible;mso-wrap-style:square;mso-width-percent:0;mso-height-percent:0;mso-wrap-distance-left:9pt;mso-wrap-distance-top:0;mso-wrap-distance-right:9pt;mso-wrap-distance-bottom:0;mso-position-horizontal:absolute;mso-position-horizontal-relative:text;mso-position-vertical:absolute;mso-position-vertical-relative:text;mso-width-percent:0;mso-height-percent:0;mso-width-relative:margin;mso-height-relative:margin;v-text-anchor:top" o:gfxdata="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" fillcolor="white [3201]" strokeweight=".5pt">
                 <v:textbox>
                   <w:txbxContent>
                     <w:p>
@@ -344,9 +340,150 @@
           <w:noProof/>
         </w:rPr>
         <mc:AlternateContent>
+          <mc:Choice Requires="wpg">
+            <w:drawing>
+              <wp:anchor distT="0" distB="0" distL="114300" distR="114300" simplePos="0" relativeHeight="251686912" behindDoc="0" locked="0" layoutInCell="1" allowOverlap="1">
+                <wp:simplePos x="0" y="0"/>
+                <wp:positionH relativeFrom="column">
+                  <wp:posOffset>5605153</wp:posOffset>
+                </wp:positionH>
+                <wp:positionV relativeFrom="paragraph">
+                  <wp:posOffset>311933</wp:posOffset>
+                </wp:positionV>
+                <wp:extent cx="938150" cy="890649"/>
+                <wp:effectExtent l="0" t="0" r="14605" b="24130"/>
+                <wp:wrapNone/>
+                <wp:docPr id="19" name="Group 19"/>
+                <wp:cNvGraphicFramePr/>
+                <a:graphic xmlns:a="http://schemas.openxmlformats.org/drawingml/2006/main">
+                  <a:graphicData uri="http://schemas.microsoft.com/office/word/2010/wordprocessingGroup">
+                    <wpg:wgp>
+                      <wpg:cNvGrpSpPr/>
+                      <wpg:grpSpPr>
+                        <a:xfrm>
+                          <a:off x="0" y="0"/>
+                          <a:ext cx="938150" cy="890649"/>
+                          <a:chOff x="0" y="0"/>
+                          <a:chExt cx="938150" cy="890649"/>
+                        </a:xfrm>
+                      </wpg:grpSpPr>
+                      <wps:wsp>
+                        <wps:cNvPr id="3" name="Oval 3"/>
+                        <wps:cNvSpPr/>
+                        <wps:spPr>
+                          <a:xfrm>
+                            <a:off x="0" y="0"/>
+                            <a:ext cx="938150" cy="890649"/>
+                          </a:xfrm>
+                          <a:prstGeom prst="ellipse">
+                            <a:avLst/>
+                          </a:prstGeom>
+                        </wps:spPr>
+                        <wps:style>
+                          <a:lnRef idx="2">
+                            <a:schemeClr val="accent6">
+                              <a:shade val="50000"/>
+                            </a:schemeClr>
+                          </a:lnRef>
+                          <a:fillRef idx="1">
+                            <a:schemeClr val="accent6"/>
+                          </a:fillRef>
+                          <a:effectRef idx="0">
+                            <a:schemeClr val="accent6"/>
+                          </a:effectRef>
+                          <a:fontRef idx="minor">
+                            <a:schemeClr val="lt1"/>
+                          </a:fontRef>
+                        </wps:style>
+                        <wps:bodyPr rot="0" spcFirstLastPara="0" vertOverflow="overflow" horzOverflow="overflow" vert="horz" wrap="square" lIns="91440" tIns="45720" rIns="91440" bIns="45720" numCol="1" spcCol="0" rtlCol="0" fromWordArt="0" anchor="ctr" anchorCtr="0" forceAA="0" compatLnSpc="1">
+                          <a:prstTxWarp prst="textNoShape">
+                            <a:avLst/>
+                          </a:prstTxWarp>
+                          <a:noAutofit/>
+                        </wps:bodyPr>
+                      </wps:wsp>
+                      <wps:wsp>
+                        <wps:cNvPr id="17" name="Text Box 17"/>
+                        <wps:cNvSpPr txBox="1"/>
+                        <wps:spPr>
+                          <a:xfrm>
+                            <a:off x="225631" y="296884"/>
+                            <a:ext cx="534357" cy="439387"/>
+                          </a:xfrm>
+                          <a:prstGeom prst="rect">
+                            <a:avLst/>
+                          </a:prstGeom>
+                          <a:noFill/>
+                          <a:ln>
+                            <a:noFill/>
+                          </a:ln>
+                        </wps:spPr>
+                        <wps:style>
+                          <a:lnRef idx="0">
+                            <a:scrgbClr r="0" g="0" b="0"/>
+                          </a:lnRef>
+                          <a:fillRef idx="0">
+                            <a:scrgbClr r="0" g="0" b="0"/>
+                          </a:fillRef>
+                          <a:effectRef idx="0">
+                            <a:scrgbClr r="0" g="0" b="0"/>
+                          </a:effectRef>
+                          <a:fontRef idx="minor">
+                            <a:schemeClr val="dk1"/>
+                          </a:fontRef>
+                        </wps:style>
+                        <wps:txbx>
+                          <w:txbxContent>
+                            <w:p>
+                              <w:r>
+                                <w:t>done</w:t>
+                              </w:r>
+                            </w:p>
+                          </w:txbxContent>
+                        </wps:txbx>
+                        <wps:bodyPr rot="0" spcFirstLastPara="0" vertOverflow="overflow" horzOverflow="overflow" vert="horz" wrap="square" lIns="91440" tIns="45720" rIns="91440" bIns="45720" numCol="1" spcCol="0" rtlCol="0" fromWordArt="0" anchor="t" anchorCtr="0" forceAA="0" compatLnSpc="1">
+                          <a:prstTxWarp prst="textNoShape">
+                            <a:avLst/>
+                          </a:prstTxWarp>
+                          <a:noAutofit/>
+                        </wps:bodyPr>
+                      </wps:wsp>
+                    </wpg:wgp>
+                  </a:graphicData>
+                </a:graphic>
+              </wp:anchor>
+            </w:drawing>
+          </mc:Choice>
+          <mc:Fallback>
+            <w:pict>
+              <v:group id="Group 19" o:spid="_x0000_s1028" style="position:absolute;margin-left:441.35pt;margin-top:24.55pt;width:73.85pt;height:70.15pt;z-index:251686912" coordsize="9381,8906" o:gfxdata="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">
+                <v:oval id="Oval 3" o:spid="_x0000_s1029" style="position:absolute;width:9381;height:8906;visibility:visible;mso-wrap-style:square;v-text-anchor:middle" o:gfxdata="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" fillcolor="#70ad47 [3209]" strokecolor="#375623 [1609]" strokeweight="1pt">
+                  <v:stroke joinstyle="miter"/>
+                </v:oval>
+                <v:shape id="Text Box 17" o:spid="_x0000_s1030" type="#_x0000_t202" style="position:absolute;left:2256;top:2968;width:5343;height:4394;visibility:visible;mso-wrap-style:square;v-text-anchor:top" o:gfxdata="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" filled="f" stroked="f">
+                  <v:textbox>
+                    <w:txbxContent>
+                      <w:p>
+                        <w:r>
+                          <w:t>done</w:t>
+                        </w:r>
+                      </w:p>
+                    </w:txbxContent>
+                  </v:textbox>
+                </v:shape>
+              </v:group>
+            </w:pict>
+          </mc:Fallback>
+        </mc:AlternateContent>
+      </w:r>
+      <w:r>
+        <w:rPr>
+          <w:noProof/>
+        </w:rPr>
+        <mc:AlternateContent>
           <mc:Choice Requires="wps">
             <w:drawing>
-              <wp:anchor distT="0" distB="0" distL="114300" distR="114300" simplePos="0" relativeHeight="251665408" behindDoc="0" locked="0" layoutInCell="1" allowOverlap="1" wp14:anchorId="10490695" wp14:editId="5C8E3681">
+              <wp:anchor distT="0" distB="0" distL="114300" distR="114300" simplePos="0" relativeHeight="251664384" behindDoc="0" locked="0" layoutInCell="1" allowOverlap="1" wp14:anchorId="10490695" wp14:editId="5C8E3681">
                 <wp:simplePos x="0" y="0"/>
                 <wp:positionH relativeFrom="margin">
                   <wp:align>right</wp:align>
@@ -409,7 +546,7 @@
           </mc:Choice>
           <mc:Fallback>
             <w:pict>
-              <v:shape w14:anchorId="10490695" id="Text Box 6" o:spid="_x0000_s1028" type="#_x0000_t202" style="position:absolute;margin-left:90.95pt;margin-top:36.95pt;width:142.15pt;height:43.95pt;z-index:251665408;visibility:visible;mso-wrap-style:square;mso-width-percent:0;mso-height-percent:0;mso-wrap-distance-left:9pt;mso-wrap-distance-top:0;mso-wrap-distance-right:9pt;mso-wrap-distance-bottom:0;mso-position-horizontal:right;mso-position-horizontal-relative:margin;mso-position-vertical:absolute;mso-position-vertical-relative:text;mso-width-percent:0;mso-height-percent:0;mso-width-relative:margin;mso-height-relative:margin;v-text-anchor:top" o:gfxdata="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" fillcolor="white [3201]" strokeweight=".5pt">
+              <v:shape w14:anchorId="10490695" id="Text Box 6" o:spid="_x0000_s1031" type="#_x0000_t202" style="position:absolute;margin-left:90.95pt;margin-top:36.95pt;width:142.15pt;height:43.95pt;z-index:251664384;visibility:visible;mso-wrap-style:square;mso-width-percent:0;mso-height-percent:0;mso-wrap-distance-left:9pt;mso-wrap-distance-top:0;mso-wrap-distance-right:9pt;mso-wrap-distance-bottom:0;mso-position-horizontal:right;mso-position-horizontal-relative:margin;mso-position-vertical:absolute;mso-position-vertical-relative:text;mso-width-percent:0;mso-height-percent:0;mso-width-relative:margin;mso-height-relative:margin;v-text-anchor:top" o:gfxdata="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" fillcolor="white [3201]" strokeweight=".5pt">
                 <v:textbox>
                   <w:txbxContent>
                     <w:p>
@@ -512,16 +649,169 @@
         </w:rPr>
       </w:pPr>
       <w:r>
-        <w:rPr>
-          <w:b/>
-          <w:noProof/>
-          <w:sz w:val="48"/>
-        </w:rPr>
         <w:lastRenderedPageBreak/>
         <mc:AlternateContent>
           <mc:Choice Requires="wps">
             <w:drawing>
-              <wp:anchor distT="0" distB="0" distL="114300" distR="114300" simplePos="0" relativeHeight="251684864" behindDoc="0" locked="0" layoutInCell="1" allowOverlap="1" wp14:anchorId="27EA715D" wp14:editId="680BBAD3">
+              <wp:anchor distT="0" distB="0" distL="114300" distR="114300" simplePos="0" relativeHeight="251693056" behindDoc="0" locked="0" layoutInCell="1" allowOverlap="1" wp14:anchorId="3D5D67A0" wp14:editId="435D3AB1">
+                <wp:simplePos x="0" y="0"/>
+                <wp:positionH relativeFrom="column">
+                  <wp:posOffset>3001645</wp:posOffset>
+                </wp:positionH>
+                <wp:positionV relativeFrom="paragraph">
+                  <wp:posOffset>9525</wp:posOffset>
+                </wp:positionV>
+                <wp:extent cx="937895" cy="890270"/>
+                <wp:effectExtent l="0" t="0" r="0" b="0"/>
+                <wp:wrapNone/>
+                <wp:docPr id="24" name="Oval 24"/>
+                <wp:cNvGraphicFramePr/>
+                <a:graphic xmlns:a="http://schemas.openxmlformats.org/drawingml/2006/main">
+                  <a:graphicData uri="http://schemas.microsoft.com/office/word/2010/wordprocessingShape">
+                    <wps:wsp>
+                      <wps:cNvSpPr/>
+                      <wps:spPr>
+                        <a:xfrm>
+                          <a:off x="0" y="0"/>
+                          <a:ext cx="937895" cy="890270"/>
+                        </a:xfrm>
+                        <a:prstGeom prst="ellipse">
+                          <a:avLst/>
+                        </a:prstGeom>
+                      </wps:spPr>
+                      <wps:style>
+                        <a:lnRef idx="2">
+                          <a:schemeClr val="accent6">
+                            <a:shade val="50000"/>
+                          </a:schemeClr>
+                        </a:lnRef>
+                        <a:fillRef idx="1">
+                          <a:schemeClr val="accent6"/>
+                        </a:fillRef>
+                        <a:effectRef idx="0">
+                          <a:schemeClr val="accent6"/>
+                        </a:effectRef>
+                        <a:fontRef idx="minor">
+                          <a:schemeClr val="lt1"/>
+                        </a:fontRef>
+                      </wps:style>
+                      <wps:bodyPr rot="0" spcFirstLastPara="0" vertOverflow="overflow" horzOverflow="overflow" vert="horz" wrap="square" lIns="91440" tIns="45720" rIns="91440" bIns="45720" numCol="1" spcCol="0" rtlCol="0" fromWordArt="0" anchor="ctr" anchorCtr="0" forceAA="0" compatLnSpc="1">
+                        <a:prstTxWarp prst="textNoShape">
+                          <a:avLst/>
+                        </a:prstTxWarp>
+                        <a:noAutofit/>
+                      </wps:bodyPr>
+                    </wps:wsp>
+                  </a:graphicData>
+                </a:graphic>
+              </wp:anchor>
+            </w:drawing>
+          </mc:Choice>
+          <mc:Fallback>
+            <w:pict>
+              <v:oval w14:anchorId="0FA1DE7F" id="Oval 24" o:spid="_x0000_s1026" style="position:absolute;margin-left:236.35pt;margin-top:.75pt;width:73.85pt;height:70.1pt;z-index:251693056;visibility:visible;mso-wrap-style:square;mso-wrap-distance-left:9pt;mso-wrap-distance-top:0;mso-wrap-distance-right:9pt;mso-wrap-distance-bottom:0;mso-position-horizontal:absolute;mso-position-horizontal-relative:text;mso-position-vertical:absolute;mso-position-vertical-relative:text;v-text-anchor:middle" o:gfxdata="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" fillcolor="#70ad47 [3209]" strokecolor="#375623 [1609]" strokeweight="1pt">
+                <v:stroke joinstyle="miter"/>
+              </v:oval>
+            </w:pict>
+          </mc:Fallback>
+        </mc:AlternateContent>
+      </w:r>
+      <w:r>
+        <mc:AlternateContent>
+          <mc:Choice Requires="wps">
+            <w:drawing>
+              <wp:anchor distT="0" distB="0" distL="114300" distR="114300" simplePos="0" relativeHeight="251694080" behindDoc="0" locked="0" layoutInCell="1" allowOverlap="1" wp14:anchorId="3DC792DE" wp14:editId="2C5A2352">
+                <wp:simplePos x="0" y="0"/>
+                <wp:positionH relativeFrom="column">
+                  <wp:posOffset>3157731</wp:posOffset>
+                </wp:positionH>
+                <wp:positionV relativeFrom="paragraph">
+                  <wp:posOffset>294640</wp:posOffset>
+                </wp:positionV>
+                <wp:extent cx="534035" cy="438785"/>
+                <wp:effectExtent l="0" t="0" r="0" b="0"/>
+                <wp:wrapNone/>
+                <wp:docPr id="25" name="Text Box 25"/>
+                <wp:cNvGraphicFramePr/>
+                <a:graphic xmlns:a="http://schemas.openxmlformats.org/drawingml/2006/main">
+                  <a:graphicData uri="http://schemas.microsoft.com/office/word/2010/wordprocessingShape">
+                    <wps:wsp>
+                      <wps:cNvSpPr txBox="1"/>
+                      <wps:spPr>
+                        <a:xfrm>
+                          <a:off x="0" y="0"/>
+                          <a:ext cx="534035" cy="438785"/>
+                        </a:xfrm>
+                        <a:prstGeom prst="rect">
+                          <a:avLst/>
+                        </a:prstGeom>
+                        <a:noFill/>
+                        <a:ln>
+                          <a:noFill/>
+                        </a:ln>
+                      </wps:spPr>
+                      <wps:style>
+                        <a:lnRef idx="0">
+                          <a:scrgbClr r="0" g="0" b="0"/>
+                        </a:lnRef>
+                        <a:fillRef idx="0">
+                          <a:scrgbClr r="0" g="0" b="0"/>
+                        </a:fillRef>
+                        <a:effectRef idx="0">
+                          <a:scrgbClr r="0" g="0" b="0"/>
+                        </a:effectRef>
+                        <a:fontRef idx="minor">
+                          <a:schemeClr val="dk1"/>
+                        </a:fontRef>
+                      </wps:style>
+                      <wps:txbx>
+                        <w:txbxContent>
+                          <w:p>
+                            <w:r>
+                              <w:t>done</w:t>
+                            </w:r>
+                          </w:p>
+                        </w:txbxContent>
+                      </wps:txbx>
+                      <wps:bodyPr rot="0" spcFirstLastPara="0" vertOverflow="overflow" horzOverflow="overflow" vert="horz" wrap="square" lIns="91440" tIns="45720" rIns="91440" bIns="45720" numCol="1" spcCol="0" rtlCol="0" fromWordArt="0" anchor="t" anchorCtr="0" forceAA="0" compatLnSpc="1">
+                        <a:prstTxWarp prst="textNoShape">
+                          <a:avLst/>
+                        </a:prstTxWarp>
+                        <a:noAutofit/>
+                      </wps:bodyPr>
+                    </wps:wsp>
+                  </a:graphicData>
+                </a:graphic>
+              </wp:anchor>
+            </w:drawing>
+          </mc:Choice>
+          <mc:Fallback>
+            <w:pict>
+              <v:shape w14:anchorId="3DC792DE" id="Text Box 25" o:spid="_x0000_s1032" type="#_x0000_t202" style="position:absolute;margin-left:248.65pt;margin-top:23.2pt;width:42.05pt;height:34.55pt;z-index:251694080;visibility:visible;mso-wrap-style:square;mso-wrap-distance-left:9pt;mso-wrap-distance-top:0;mso-wrap-distance-right:9pt;mso-wrap-distance-bottom:0;mso-position-horizontal:absolute;mso-position-horizontal-relative:text;mso-position-vertical:absolute;mso-position-vertical-relative:text;v-text-anchor:top" o:gfxdata="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" filled="f" stroked="f">
+                <v:textbox>
+                  <w:txbxContent>
+                    <w:p>
+                      <w:r>
+                        <w:t>done</w:t>
+                      </w:r>
+                    </w:p>
+                  </w:txbxContent>
+                </v:textbox>
+              </v:shape>
+            </w:pict>
+          </mc:Fallback>
+        </mc:AlternateContent>
+      </w:r>
+      <w:r>
+        <w:rPr>
+          <w:b/>
+          <w:noProof/>
+          <w:sz w:val="48"/>
+        </w:rPr>
+        <mc:AlternateContent>
+          <mc:Choice Requires="wps">
+            <w:drawing>
+              <wp:anchor distT="0" distB="0" distL="114300" distR="114300" simplePos="0" relativeHeight="251683840" behindDoc="0" locked="0" layoutInCell="1" allowOverlap="1" wp14:anchorId="27EA715D" wp14:editId="680BBAD3">
                 <wp:simplePos x="0" y="0"/>
                 <wp:positionH relativeFrom="margin">
                   <wp:posOffset>2158422</wp:posOffset>
@@ -589,7 +879,7 @@
           </mc:Choice>
           <mc:Fallback>
             <w:pict>
-              <v:shape w14:anchorId="27EA715D" id="Text Box 18" o:spid="_x0000_s1029" type="#_x0000_t202" style="position:absolute;margin-left:169.95pt;margin-top:111.9pt;width:124.25pt;height:19.6pt;z-index:251684864;visibility:visible;mso-wrap-style:square;mso-width-percent:0;mso-wrap-distance-left:9pt;mso-wrap-distance-top:0;mso-wrap-distance-right:9pt;mso-wrap-distance-bottom:0;mso-position-horizontal:absolute;mso-position-horizontal-relative:margin;mso-position-vertical:absolute;mso-position-vertical-relative:text;mso-width-percent:0;mso-width-relative:margin;v-text-anchor:top" o:gfxdata="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" fillcolor="white [3201]" strokeweight=".5pt">
+              <v:shape w14:anchorId="27EA715D" id="Text Box 18" o:spid="_x0000_s1033" type="#_x0000_t202" style="position:absolute;margin-left:169.95pt;margin-top:111.9pt;width:124.25pt;height:19.6pt;z-index:251683840;visibility:visible;mso-wrap-style:square;mso-width-percent:0;mso-wrap-distance-left:9pt;mso-wrap-distance-top:0;mso-wrap-distance-right:9pt;mso-wrap-distance-bottom:0;mso-position-horizontal:absolute;mso-position-horizontal-relative:margin;mso-position-vertical:absolute;mso-position-vertical-relative:text;mso-width-percent:0;mso-width-relative:margin;v-text-anchor:top" o:gfxdata="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" fillcolor="white [3201]" strokeweight=".5pt">
                 <v:textbox>
                   <w:txbxContent>
                     <w:p>
@@ -622,7 +912,7 @@
         <mc:AlternateContent>
           <mc:Choice Requires="wps">
             <w:drawing>
-              <wp:anchor distT="0" distB="0" distL="114300" distR="114300" simplePos="0" relativeHeight="251678720" behindDoc="0" locked="0" layoutInCell="1" allowOverlap="1" wp14:anchorId="7E147E2F" wp14:editId="7339D612">
+              <wp:anchor distT="0" distB="0" distL="114300" distR="114300" simplePos="0" relativeHeight="251677696" behindDoc="0" locked="0" layoutInCell="1" allowOverlap="1" wp14:anchorId="7E147E2F" wp14:editId="7339D612">
                 <wp:simplePos x="0" y="0"/>
                 <wp:positionH relativeFrom="margin">
                   <wp:posOffset>204825</wp:posOffset>
@@ -690,7 +980,7 @@
           </mc:Choice>
           <mc:Fallback>
             <w:pict>
-              <v:shape w14:anchorId="7E147E2F" id="Text Box 14" o:spid="_x0000_s1030" type="#_x0000_t202" style="position:absolute;margin-left:16.15pt;margin-top:107.15pt;width:112.9pt;height:19.6pt;z-index:251678720;visibility:visible;mso-wrap-style:square;mso-width-percent:0;mso-wrap-distance-left:9pt;mso-wrap-distance-top:0;mso-wrap-distance-right:9pt;mso-wrap-distance-bottom:0;mso-position-horizontal:absolute;mso-position-horizontal-relative:margin;mso-position-vertical:absolute;mso-position-vertical-relative:text;mso-width-percent:0;mso-width-relative:margin;v-text-anchor:top" o:gfxdata="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" fillcolor="white [3201]" strokeweight=".5pt">
+              <v:shape w14:anchorId="7E147E2F" id="Text Box 14" o:spid="_x0000_s1034" type="#_x0000_t202" style="position:absolute;margin-left:16.15pt;margin-top:107.15pt;width:112.9pt;height:19.6pt;z-index:251677696;visibility:visible;mso-wrap-style:square;mso-width-percent:0;mso-wrap-distance-left:9pt;mso-wrap-distance-top:0;mso-wrap-distance-right:9pt;mso-wrap-distance-bottom:0;mso-position-horizontal:absolute;mso-position-horizontal-relative:margin;mso-position-vertical:absolute;mso-position-vertical-relative:text;mso-width-percent:0;mso-width-relative:margin;v-text-anchor:top" o:gfxdata="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" fillcolor="white [3201]" strokeweight=".5pt">
                 <v:textbox>
                   <w:txbxContent>
                     <w:p>
@@ -723,7 +1013,7 @@
         <mc:AlternateContent>
           <mc:Choice Requires="wps">
             <w:drawing>
-              <wp:anchor distT="0" distB="0" distL="114300" distR="114300" simplePos="0" relativeHeight="251670528" behindDoc="0" locked="0" layoutInCell="1" allowOverlap="1" wp14:anchorId="71E7545D" wp14:editId="529C5903">
+              <wp:anchor distT="0" distB="0" distL="114300" distR="114300" simplePos="0" relativeHeight="251669504" behindDoc="0" locked="0" layoutInCell="1" allowOverlap="1" wp14:anchorId="71E7545D" wp14:editId="529C5903">
                 <wp:simplePos x="0" y="0"/>
                 <wp:positionH relativeFrom="column">
                   <wp:posOffset>3004820</wp:posOffset>
@@ -791,7 +1081,7 @@
           </mc:Choice>
           <mc:Fallback>
             <w:pict>
-              <v:shape w14:anchorId="71E7545D" id="Text Box 10" o:spid="_x0000_s1031" type="#_x0000_t202" style="position:absolute;margin-left:236.6pt;margin-top:93.15pt;width:97.35pt;height:19.6pt;z-index:251670528;visibility:visible;mso-wrap-style:square;mso-width-percent:0;mso-wrap-distance-left:9pt;mso-wrap-distance-top:0;mso-wrap-distance-right:9pt;mso-wrap-distance-bottom:0;mso-position-horizontal:absolute;mso-position-horizontal-relative:text;mso-position-vertical:absolute;mso-position-vertical-relative:text;mso-width-percent:0;mso-width-relative:margin;v-text-anchor:top" o:gfxdata="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" fillcolor="white [3201]" strokeweight=".5pt">
+              <v:shape w14:anchorId="71E7545D" id="Text Box 10" o:spid="_x0000_s1035" type="#_x0000_t202" style="position:absolute;margin-left:236.6pt;margin-top:93.15pt;width:97.35pt;height:19.6pt;z-index:251669504;visibility:visible;mso-wrap-style:square;mso-width-percent:0;mso-wrap-distance-left:9pt;mso-wrap-distance-top:0;mso-wrap-distance-right:9pt;mso-wrap-distance-bottom:0;mso-position-horizontal:absolute;mso-position-horizontal-relative:text;mso-position-vertical:absolute;mso-position-vertical-relative:text;mso-width-percent:0;mso-width-relative:margin;v-text-anchor:top" o:gfxdata="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" fillcolor="white [3201]" strokeweight=".5pt">
                 <v:textbox>
                   <w:txbxContent>
                     <w:p>
@@ -823,7 +1113,7 @@
         <mc:AlternateContent>
           <mc:Choice Requires="wps">
             <w:drawing>
-              <wp:anchor distT="0" distB="0" distL="114300" distR="114300" simplePos="0" relativeHeight="251676672" behindDoc="0" locked="0" layoutInCell="1" allowOverlap="1" wp14:anchorId="788313BD" wp14:editId="57991F56">
+              <wp:anchor distT="0" distB="0" distL="114300" distR="114300" simplePos="0" relativeHeight="251675648" behindDoc="0" locked="0" layoutInCell="1" allowOverlap="1" wp14:anchorId="788313BD" wp14:editId="57991F56">
                 <wp:simplePos x="0" y="0"/>
                 <wp:positionH relativeFrom="margin">
                   <wp:align>right</wp:align>
@@ -891,7 +1181,7 @@
           </mc:Choice>
           <mc:Fallback>
             <w:pict>
-              <v:shape w14:anchorId="788313BD" id="Text Box 13" o:spid="_x0000_s1032" type="#_x0000_t202" style="position:absolute;margin-left:46.15pt;margin-top:28.1pt;width:97.35pt;height:19.6pt;z-index:251676672;visibility:visible;mso-wrap-style:square;mso-width-percent:0;mso-wrap-distance-left:9pt;mso-wrap-distance-top:0;mso-wrap-distance-right:9pt;mso-wrap-distance-bottom:0;mso-position-horizontal:right;mso-position-horizontal-relative:margin;mso-position-vertical:absolute;mso-position-vertical-relative:text;mso-width-percent:0;mso-width-relative:margin;v-text-anchor:top" o:gfxdata="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" fillcolor="white [3201]" strokeweight=".5pt">
+              <v:shape w14:anchorId="788313BD" id="Text Box 13" o:spid="_x0000_s1036" type="#_x0000_t202" style="position:absolute;margin-left:46.15pt;margin-top:28.1pt;width:97.35pt;height:19.6pt;z-index:251675648;visibility:visible;mso-wrap-style:square;mso-width-percent:0;mso-wrap-distance-left:9pt;mso-wrap-distance-top:0;mso-wrap-distance-right:9pt;mso-wrap-distance-bottom:0;mso-position-horizontal:right;mso-position-horizontal-relative:margin;mso-position-vertical:absolute;mso-position-vertical-relative:text;mso-width-percent:0;mso-width-relative:margin;v-text-anchor:top" o:gfxdata="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" fillcolor="white [3201]" strokeweight=".5pt">
                 <v:textbox>
                   <w:txbxContent>
                     <w:p>
@@ -924,7 +1214,7 @@
         <mc:AlternateContent>
           <mc:Choice Requires="wps">
             <w:drawing>
-              <wp:anchor distT="0" distB="0" distL="114300" distR="114300" simplePos="0" relativeHeight="251674624" behindDoc="0" locked="0" layoutInCell="1" allowOverlap="1" wp14:anchorId="6D00F754" wp14:editId="591D37DE">
+              <wp:anchor distT="0" distB="0" distL="114300" distR="114300" simplePos="0" relativeHeight="251673600" behindDoc="0" locked="0" layoutInCell="1" allowOverlap="1" wp14:anchorId="6D00F754" wp14:editId="591D37DE">
                 <wp:simplePos x="0" y="0"/>
                 <wp:positionH relativeFrom="margin">
                   <wp:align>right</wp:align>
@@ -992,7 +1282,7 @@
           </mc:Choice>
           <mc:Fallback>
             <w:pict>
-              <v:shape w14:anchorId="6D00F754" id="Text Box 12" o:spid="_x0000_s1033" type="#_x0000_t202" style="position:absolute;margin-left:46.15pt;margin-top:3.9pt;width:97.35pt;height:19.6pt;z-index:251674624;visibility:visible;mso-wrap-style:square;mso-width-percent:0;mso-wrap-distance-left:9pt;mso-wrap-distance-top:0;mso-wrap-distance-right:9pt;mso-wrap-distance-bottom:0;mso-position-horizontal:right;mso-position-horizontal-relative:margin;mso-position-vertical:absolute;mso-position-vertical-relative:text;mso-width-percent:0;mso-width-relative:margin;v-text-anchor:top" o:gfxdata="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" fillcolor="white [3201]" strokeweight=".5pt">
+              <v:shape w14:anchorId="6D00F754" id="Text Box 12" o:spid="_x0000_s1037" type="#_x0000_t202" style="position:absolute;margin-left:46.15pt;margin-top:3.9pt;width:97.35pt;height:19.6pt;z-index:251673600;visibility:visible;mso-wrap-style:square;mso-width-percent:0;mso-wrap-distance-left:9pt;mso-wrap-distance-top:0;mso-wrap-distance-right:9pt;mso-wrap-distance-bottom:0;mso-position-horizontal:right;mso-position-horizontal-relative:margin;mso-position-vertical:absolute;mso-position-vertical-relative:text;mso-width-percent:0;mso-width-relative:margin;v-text-anchor:top" o:gfxdata="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" fillcolor="white [3201]" strokeweight=".5pt">
                 <v:textbox>
                   <w:txbxContent>
                     <w:p>
@@ -1025,7 +1315,7 @@
         <mc:AlternateContent>
           <mc:Choice Requires="wps">
             <w:drawing>
-              <wp:anchor distT="0" distB="0" distL="114300" distR="114300" simplePos="0" relativeHeight="251672576" behindDoc="0" locked="0" layoutInCell="1" allowOverlap="1" wp14:anchorId="71E7545D" wp14:editId="529C5903">
+              <wp:anchor distT="0" distB="0" distL="114300" distR="114300" simplePos="0" relativeHeight="251671552" behindDoc="0" locked="0" layoutInCell="1" allowOverlap="1" wp14:anchorId="71E7545D" wp14:editId="529C5903">
                 <wp:simplePos x="0" y="0"/>
                 <wp:positionH relativeFrom="margin">
                   <wp:posOffset>1223924</wp:posOffset>
@@ -1093,7 +1383,7 @@
           </mc:Choice>
           <mc:Fallback>
             <w:pict>
-              <v:shape w14:anchorId="71E7545D" id="Text Box 11" o:spid="_x0000_s1034" type="#_x0000_t202" style="position:absolute;margin-left:96.35pt;margin-top:1.7pt;width:97.35pt;height:19.6pt;z-index:251672576;visibility:visible;mso-wrap-style:square;mso-width-percent:0;mso-wrap-distance-left:9pt;mso-wrap-distance-top:0;mso-wrap-distance-right:9pt;mso-wrap-distance-bottom:0;mso-position-horizontal:absolute;mso-position-horizontal-relative:margin;mso-position-vertical:absolute;mso-position-vertical-relative:text;mso-width-percent:0;mso-width-relative:margin;v-text-anchor:top" o:gfxdata="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" fillcolor="white [3201]" strokeweight=".5pt">
+              <v:shape w14:anchorId="71E7545D" id="Text Box 11" o:spid="_x0000_s1038" type="#_x0000_t202" style="position:absolute;margin-left:96.35pt;margin-top:1.7pt;width:97.35pt;height:19.6pt;z-index:251671552;visibility:visible;mso-wrap-style:square;mso-width-percent:0;mso-wrap-distance-left:9pt;mso-wrap-distance-top:0;mso-wrap-distance-right:9pt;mso-wrap-distance-bottom:0;mso-position-horizontal:absolute;mso-position-horizontal-relative:margin;mso-position-vertical:absolute;mso-position-vertical-relative:text;mso-width-percent:0;mso-width-relative:margin;v-text-anchor:top" o:gfxdata="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" fillcolor="white [3201]" strokeweight=".5pt">
                 <v:textbox>
                   <w:txbxContent>
                     <w:p>
@@ -1126,7 +1416,7 @@
         <mc:AlternateContent>
           <mc:Choice Requires="wps">
             <w:drawing>
-              <wp:anchor distT="0" distB="0" distL="114300" distR="114300" simplePos="0" relativeHeight="251668480" behindDoc="0" locked="0" layoutInCell="1" allowOverlap="1" wp14:anchorId="74564442" wp14:editId="2C857F4E">
+              <wp:anchor distT="0" distB="0" distL="114300" distR="114300" simplePos="0" relativeHeight="251667456" behindDoc="0" locked="0" layoutInCell="1" allowOverlap="1" wp14:anchorId="74564442" wp14:editId="2C857F4E">
                 <wp:simplePos x="0" y="0"/>
                 <wp:positionH relativeFrom="column">
                   <wp:posOffset>181331</wp:posOffset>
@@ -1194,7 +1484,7 @@
           </mc:Choice>
           <mc:Fallback>
             <w:pict>
-              <v:shape w14:anchorId="74564442" id="Text Box 9" o:spid="_x0000_s1035" type="#_x0000_t202" style="position:absolute;margin-left:14.3pt;margin-top:83.4pt;width:97.35pt;height:19.6pt;z-index:251668480;visibility:visible;mso-wrap-style:square;mso-width-percent:0;mso-wrap-distance-left:9pt;mso-wrap-distance-top:0;mso-wrap-distance-right:9pt;mso-wrap-distance-bottom:0;mso-position-horizontal:absolute;mso-position-horizontal-relative:text;mso-position-vertical:absolute;mso-position-vertical-relative:text;mso-width-percent:0;mso-width-relative:margin;v-text-anchor:top" o:gfxdata="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" fillcolor="white [3201]" strokeweight=".5pt">
+              <v:shape w14:anchorId="74564442" id="Text Box 9" o:spid="_x0000_s1039" type="#_x0000_t202" style="position:absolute;margin-left:14.3pt;margin-top:83.4pt;width:97.35pt;height:19.6pt;z-index:251667456;visibility:visible;mso-wrap-style:square;mso-width-percent:0;mso-wrap-distance-left:9pt;mso-wrap-distance-top:0;mso-wrap-distance-right:9pt;mso-wrap-distance-bottom:0;mso-position-horizontal:absolute;mso-position-horizontal-relative:text;mso-position-vertical:absolute;mso-position-vertical-relative:text;mso-width-percent:0;mso-width-relative:margin;v-text-anchor:top" o:gfxdata="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" fillcolor="white [3201]" strokeweight=".5pt">
                 <v:textbox>
                   <w:txbxContent>
                     <w:p>
@@ -1226,7 +1516,7 @@
         <mc:AlternateContent>
           <mc:Choice Requires="wps">
             <w:drawing>
-              <wp:anchor distT="0" distB="0" distL="114300" distR="114300" simplePos="0" relativeHeight="251666432" behindDoc="0" locked="0" layoutInCell="1" allowOverlap="1">
+              <wp:anchor distT="0" distB="0" distL="114300" distR="114300" simplePos="0" relativeHeight="251665408" behindDoc="0" locked="0" layoutInCell="1" allowOverlap="1">
                 <wp:simplePos x="0" y="0"/>
                 <wp:positionH relativeFrom="column">
                   <wp:posOffset>190195</wp:posOffset>
@@ -1294,7 +1584,7 @@
           </mc:Choice>
           <mc:Fallback>
             <w:pict>
-              <v:shape id="Text Box 8" o:spid="_x0000_s1036" type="#_x0000_t202" style="position:absolute;margin-left:15pt;margin-top:82.35pt;width:97.35pt;height:19.6pt;z-index:251666432;visibility:visible;mso-wrap-style:square;mso-width-percent:0;mso-wrap-distance-left:9pt;mso-wrap-distance-top:0;mso-wrap-distance-right:9pt;mso-wrap-distance-bottom:0;mso-position-horizontal:absolute;mso-position-horizontal-relative:text;mso-position-vertical:absolute;mso-position-vertical-relative:text;mso-width-percent:0;mso-width-relative:margin;v-text-anchor:top" o:gfxdata="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" fillcolor="white [3201]" strokeweight=".5pt">
+              <v:shape id="Text Box 8" o:spid="_x0000_s1040" type="#_x0000_t202" style="position:absolute;margin-left:15pt;margin-top:82.35pt;width:97.35pt;height:19.6pt;z-index:251665408;visibility:visible;mso-wrap-style:square;mso-width-percent:0;mso-wrap-distance-left:9pt;mso-wrap-distance-top:0;mso-wrap-distance-right:9pt;mso-wrap-distance-bottom:0;mso-position-horizontal:absolute;mso-position-horizontal-relative:text;mso-position-vertical:absolute;mso-position-vertical-relative:text;mso-width-percent:0;mso-width-relative:margin;v-text-anchor:top" o:gfxdata="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" fillcolor="white [3201]" strokeweight=".5pt">
                 <v:textbox>
                   <w:txbxContent>
                     <w:p>
@@ -1389,14 +1679,250 @@
       </w:pPr>
       <w:r>
         <w:rPr>
-          <w:b/>
           <w:noProof/>
-          <w:sz w:val="48"/>
         </w:rPr>
         <mc:AlternateContent>
           <mc:Choice Requires="wps">
             <w:drawing>
-              <wp:anchor distT="0" distB="0" distL="114300" distR="114300" simplePos="0" relativeHeight="251680768" behindDoc="0" locked="0" layoutInCell="1" allowOverlap="1" wp14:anchorId="241B6167" wp14:editId="497466A3">
+              <wp:anchor distT="0" distB="0" distL="114300" distR="114300" simplePos="0" relativeHeight="251691008" behindDoc="0" locked="0" layoutInCell="1" allowOverlap="1" wp14:anchorId="49BFC101" wp14:editId="5C5C2AEA">
+                <wp:simplePos x="0" y="0"/>
+                <wp:positionH relativeFrom="column">
+                  <wp:posOffset>5438140</wp:posOffset>
+                </wp:positionH>
+                <wp:positionV relativeFrom="paragraph">
+                  <wp:posOffset>1084580</wp:posOffset>
+                </wp:positionV>
+                <wp:extent cx="534035" cy="438785"/>
+                <wp:effectExtent l="0" t="0" r="0" b="0"/>
+                <wp:wrapNone/>
+                <wp:docPr id="23" name="Text Box 23"/>
+                <wp:cNvGraphicFramePr/>
+                <a:graphic xmlns:a="http://schemas.openxmlformats.org/drawingml/2006/main">
+                  <a:graphicData uri="http://schemas.microsoft.com/office/word/2010/wordprocessingShape">
+                    <wps:wsp>
+                      <wps:cNvSpPr txBox="1"/>
+                      <wps:spPr>
+                        <a:xfrm>
+                          <a:off x="0" y="0"/>
+                          <a:ext cx="534035" cy="438785"/>
+                        </a:xfrm>
+                        <a:prstGeom prst="rect">
+                          <a:avLst/>
+                        </a:prstGeom>
+                        <a:noFill/>
+                        <a:ln>
+                          <a:noFill/>
+                        </a:ln>
+                      </wps:spPr>
+                      <wps:style>
+                        <a:lnRef idx="0">
+                          <a:scrgbClr r="0" g="0" b="0"/>
+                        </a:lnRef>
+                        <a:fillRef idx="0">
+                          <a:scrgbClr r="0" g="0" b="0"/>
+                        </a:fillRef>
+                        <a:effectRef idx="0">
+                          <a:scrgbClr r="0" g="0" b="0"/>
+                        </a:effectRef>
+                        <a:fontRef idx="minor">
+                          <a:schemeClr val="dk1"/>
+                        </a:fontRef>
+                      </wps:style>
+                      <wps:txbx>
+                        <w:txbxContent>
+                          <w:p>
+                            <w:r>
+                              <w:t>done</w:t>
+                            </w:r>
+                          </w:p>
+                        </w:txbxContent>
+                      </wps:txbx>
+                      <wps:bodyPr rot="0" spcFirstLastPara="0" vertOverflow="overflow" horzOverflow="overflow" vert="horz" wrap="square" lIns="91440" tIns="45720" rIns="91440" bIns="45720" numCol="1" spcCol="0" rtlCol="0" fromWordArt="0" anchor="t" anchorCtr="0" forceAA="0" compatLnSpc="1">
+                        <a:prstTxWarp prst="textNoShape">
+                          <a:avLst/>
+                        </a:prstTxWarp>
+                        <a:noAutofit/>
+                      </wps:bodyPr>
+                    </wps:wsp>
+                  </a:graphicData>
+                </a:graphic>
+              </wp:anchor>
+            </w:drawing>
+          </mc:Choice>
+          <mc:Fallback>
+            <w:pict>
+              <v:shape w14:anchorId="49BFC101" id="Text Box 23" o:spid="_x0000_s1041" type="#_x0000_t202" style="position:absolute;margin-left:428.2pt;margin-top:85.4pt;width:42.05pt;height:34.55pt;z-index:251691008;visibility:visible;mso-wrap-style:square;mso-wrap-distance-left:9pt;mso-wrap-distance-top:0;mso-wrap-distance-right:9pt;mso-wrap-distance-bottom:0;mso-position-horizontal:absolute;mso-position-horizontal-relative:text;mso-position-vertical:absolute;mso-position-vertical-relative:text;v-text-anchor:top" o:gfxdata="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" filled="f" stroked="f">
+                <v:textbox>
+                  <w:txbxContent>
+                    <w:p>
+                      <w:r>
+                        <w:t>done</w:t>
+                      </w:r>
+                    </w:p>
+                  </w:txbxContent>
+                </v:textbox>
+              </v:shape>
+            </w:pict>
+          </mc:Fallback>
+        </mc:AlternateContent>
+      </w:r>
+      <w:r>
+        <w:rPr>
+          <w:noProof/>
+        </w:rPr>
+        <mc:AlternateContent>
+          <mc:Choice Requires="wpg">
+            <w:drawing>
+              <wp:anchor distT="0" distB="0" distL="114300" distR="114300" simplePos="0" relativeHeight="251688960" behindDoc="0" locked="0" layoutInCell="1" allowOverlap="1" wp14:anchorId="6537EE99" wp14:editId="2DC9437E">
+                <wp:simplePos x="0" y="0"/>
+                <wp:positionH relativeFrom="column">
+                  <wp:posOffset>3360701</wp:posOffset>
+                </wp:positionH>
+                <wp:positionV relativeFrom="paragraph">
+                  <wp:posOffset>313640</wp:posOffset>
+                </wp:positionV>
+                <wp:extent cx="2778825" cy="1377536"/>
+                <wp:effectExtent l="0" t="0" r="21590" b="13335"/>
+                <wp:wrapNone/>
+                <wp:docPr id="20" name="Group 20"/>
+                <wp:cNvGraphicFramePr/>
+                <a:graphic xmlns:a="http://schemas.openxmlformats.org/drawingml/2006/main">
+                  <a:graphicData uri="http://schemas.microsoft.com/office/word/2010/wordprocessingGroup">
+                    <wpg:wgp>
+                      <wpg:cNvGrpSpPr/>
+                      <wpg:grpSpPr>
+                        <a:xfrm>
+                          <a:off x="0" y="0"/>
+                          <a:ext cx="2778825" cy="1377536"/>
+                          <a:chOff x="225631" y="296884"/>
+                          <a:chExt cx="2778825" cy="1377536"/>
+                        </a:xfrm>
+                      </wpg:grpSpPr>
+                      <wps:wsp>
+                        <wps:cNvPr id="21" name="Oval 21"/>
+                        <wps:cNvSpPr/>
+                        <wps:spPr>
+                          <a:xfrm>
+                            <a:off x="2066306" y="783771"/>
+                            <a:ext cx="938150" cy="890649"/>
+                          </a:xfrm>
+                          <a:prstGeom prst="ellipse">
+                            <a:avLst/>
+                          </a:prstGeom>
+                        </wps:spPr>
+                        <wps:style>
+                          <a:lnRef idx="2">
+                            <a:schemeClr val="accent6">
+                              <a:shade val="50000"/>
+                            </a:schemeClr>
+                          </a:lnRef>
+                          <a:fillRef idx="1">
+                            <a:schemeClr val="accent6"/>
+                          </a:fillRef>
+                          <a:effectRef idx="0">
+                            <a:schemeClr val="accent6"/>
+                          </a:effectRef>
+                          <a:fontRef idx="minor">
+                            <a:schemeClr val="lt1"/>
+                          </a:fontRef>
+                        </wps:style>
+                        <wps:bodyPr rot="0" spcFirstLastPara="0" vertOverflow="overflow" horzOverflow="overflow" vert="horz" wrap="square" lIns="91440" tIns="45720" rIns="91440" bIns="45720" numCol="1" spcCol="0" rtlCol="0" fromWordArt="0" anchor="ctr" anchorCtr="0" forceAA="0" compatLnSpc="1">
+                          <a:prstTxWarp prst="textNoShape">
+                            <a:avLst/>
+                          </a:prstTxWarp>
+                          <a:noAutofit/>
+                        </wps:bodyPr>
+                      </wps:wsp>
+                      <wps:wsp>
+                        <wps:cNvPr id="22" name="Text Box 22"/>
+                        <wps:cNvSpPr txBox="1"/>
+                        <wps:spPr>
+                          <a:xfrm>
+                            <a:off x="225631" y="296884"/>
+                            <a:ext cx="534357" cy="439387"/>
+                          </a:xfrm>
+                          <a:prstGeom prst="rect">
+                            <a:avLst/>
+                          </a:prstGeom>
+                          <a:noFill/>
+                          <a:ln>
+                            <a:noFill/>
+                          </a:ln>
+                        </wps:spPr>
+                        <wps:style>
+                          <a:lnRef idx="0">
+                            <a:scrgbClr r="0" g="0" b="0"/>
+                          </a:lnRef>
+                          <a:fillRef idx="0">
+                            <a:scrgbClr r="0" g="0" b="0"/>
+                          </a:fillRef>
+                          <a:effectRef idx="0">
+                            <a:scrgbClr r="0" g="0" b="0"/>
+                          </a:effectRef>
+                          <a:fontRef idx="minor">
+                            <a:schemeClr val="dk1"/>
+                          </a:fontRef>
+                        </wps:style>
+                        <wps:txbx>
+                          <w:txbxContent>
+                            <w:p>
+                              <w:r>
+                                <w:t>done</w:t>
+                              </w:r>
+                            </w:p>
+                          </w:txbxContent>
+                        </wps:txbx>
+                        <wps:bodyPr rot="0" spcFirstLastPara="0" vertOverflow="overflow" horzOverflow="overflow" vert="horz" wrap="square" lIns="91440" tIns="45720" rIns="91440" bIns="45720" numCol="1" spcCol="0" rtlCol="0" fromWordArt="0" anchor="t" anchorCtr="0" forceAA="0" compatLnSpc="1">
+                          <a:prstTxWarp prst="textNoShape">
+                            <a:avLst/>
+                          </a:prstTxWarp>
+                          <a:noAutofit/>
+                        </wps:bodyPr>
+                      </wps:wsp>
+                    </wpg:wgp>
+                  </a:graphicData>
+                </a:graphic>
+                <wp14:sizeRelH relativeFrom="margin">
+                  <wp14:pctWidth>0</wp14:pctWidth>
+                </wp14:sizeRelH>
+                <wp14:sizeRelV relativeFrom="margin">
+                  <wp14:pctHeight>0</wp14:pctHeight>
+                </wp14:sizeRelV>
+              </wp:anchor>
+            </w:drawing>
+          </mc:Choice>
+          <mc:Fallback>
+            <w:pict>
+              <v:group w14:anchorId="6537EE99" id="Group 20" o:spid="_x0000_s1042" style="position:absolute;margin-left:264.6pt;margin-top:24.7pt;width:218.8pt;height:108.45pt;z-index:251688960;mso-width-relative:margin;mso-height-relative:margin" coordorigin="2256,2968" coordsize="27788,13775" o:gfxdata="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">
+                <v:oval id="Oval 21" o:spid="_x0000_s1043" style="position:absolute;left:20663;top:7837;width:9381;height:8907;visibility:visible;mso-wrap-style:square;v-text-anchor:middle" o:gfxdata="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" fillcolor="#70ad47 [3209]" strokecolor="#375623 [1609]" strokeweight="1pt">
+                  <v:stroke joinstyle="miter"/>
+                </v:oval>
+                <v:shape id="Text Box 22" o:spid="_x0000_s1044" type="#_x0000_t202" style="position:absolute;left:2256;top:2968;width:5343;height:4394;visibility:visible;mso-wrap-style:square;v-text-anchor:top" o:gfxdata="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" filled="f" stroked="f">
+                  <v:textbox>
+                    <w:txbxContent>
+                      <w:p>
+                        <w:r>
+                          <w:t>done</w:t>
+                        </w:r>
+                      </w:p>
+                    </w:txbxContent>
+                  </v:textbox>
+                </v:shape>
+              </v:group>
+            </w:pict>
+          </mc:Fallback>
+        </mc:AlternateContent>
+      </w:r>
+      <w:r>
+        <w:rPr>
+          <w:b/>
+          <w:noProof/>
+          <w:sz w:val="48"/>
+        </w:rPr>
+        <mc:AlternateContent>
+          <mc:Choice Requires="wps">
+            <w:drawing>
+              <wp:anchor distT="0" distB="0" distL="114300" distR="114300" simplePos="0" relativeHeight="251679744" behindDoc="0" locked="0" layoutInCell="1" allowOverlap="1" wp14:anchorId="241B6167" wp14:editId="497466A3">
                 <wp:simplePos x="0" y="0"/>
                 <wp:positionH relativeFrom="margin">
                   <wp:posOffset>5049672</wp:posOffset>
@@ -1488,7 +2014,7 @@
           </mc:Choice>
           <mc:Fallback>
             <w:pict>
-              <v:shape w14:anchorId="241B6167" id="Text Box 16" o:spid="_x0000_s1037" type="#_x0000_t202" style="position:absolute;margin-left:397.6pt;margin-top:18.75pt;width:124.25pt;height:40.85pt;z-index:251680768;visibility:visible;mso-wrap-style:square;mso-width-percent:0;mso-height-percent:0;mso-wrap-distance-left:9pt;mso-wrap-distance-top:0;mso-wrap-distance-right:9pt;mso-wrap-distance-bottom:0;mso-position-horizontal:absolute;mso-position-horizontal-relative:margin;mso-position-vertical:absolute;mso-position-vertical-relative:text;mso-width-percent:0;mso-height-percent:0;mso-width-relative:margin;mso-height-relative:margin;v-text-anchor:top" o:gfxdata="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" fillcolor="white [3201]" strokeweight=".5pt">
+              <v:shape w14:anchorId="241B6167" id="Text Box 16" o:spid="_x0000_s1045" type="#_x0000_t202" style="position:absolute;margin-left:397.6pt;margin-top:18.75pt;width:124.25pt;height:40.85pt;z-index:251679744;visibility:visible;mso-wrap-style:square;mso-width-percent:0;mso-height-percent:0;mso-wrap-distance-left:9pt;mso-wrap-distance-top:0;mso-wrap-distance-right:9pt;mso-wrap-distance-bottom:0;mso-position-horizontal:absolute;mso-position-horizontal-relative:margin;mso-position-vertical:absolute;mso-position-vertical-relative:text;mso-width-percent:0;mso-height-percent:0;mso-width-relative:margin;mso-height-relative:margin;v-text-anchor:top" o:gfxdata="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" fillcolor="white [3201]" strokeweight=".5pt">
                 <v:textbox>
                   <w:txbxContent>
                     <w:p>
@@ -1597,6 +2123,167 @@
           <w:b/>
           <w:sz w:val="48"/>
         </w:rPr>
+        <mc:AlternateContent>
+          <mc:Choice Requires="wps">
+            <w:drawing>
+              <wp:anchor distT="0" distB="0" distL="114300" distR="114300" simplePos="0" relativeHeight="251697152" behindDoc="0" locked="0" layoutInCell="1" allowOverlap="1" wp14:anchorId="5262DDEC" wp14:editId="35E87A0E">
+                <wp:simplePos x="0" y="0"/>
+                <wp:positionH relativeFrom="column">
+                  <wp:posOffset>3848735</wp:posOffset>
+                </wp:positionH>
+                <wp:positionV relativeFrom="paragraph">
+                  <wp:posOffset>485140</wp:posOffset>
+                </wp:positionV>
+                <wp:extent cx="534035" cy="438785"/>
+                <wp:effectExtent l="0" t="0" r="0" b="0"/>
+                <wp:wrapNone/>
+                <wp:docPr id="29" name="Text Box 29"/>
+                <wp:cNvGraphicFramePr/>
+                <a:graphic xmlns:a="http://schemas.openxmlformats.org/drawingml/2006/main">
+                  <a:graphicData uri="http://schemas.microsoft.com/office/word/2010/wordprocessingShape">
+                    <wps:wsp>
+                      <wps:cNvSpPr txBox="1"/>
+                      <wps:spPr>
+                        <a:xfrm>
+                          <a:off x="0" y="0"/>
+                          <a:ext cx="534035" cy="438785"/>
+                        </a:xfrm>
+                        <a:prstGeom prst="rect">
+                          <a:avLst/>
+                        </a:prstGeom>
+                        <a:noFill/>
+                        <a:ln>
+                          <a:noFill/>
+                        </a:ln>
+                      </wps:spPr>
+                      <wps:style>
+                        <a:lnRef idx="0">
+                          <a:scrgbClr r="0" g="0" b="0"/>
+                        </a:lnRef>
+                        <a:fillRef idx="0">
+                          <a:scrgbClr r="0" g="0" b="0"/>
+                        </a:fillRef>
+                        <a:effectRef idx="0">
+                          <a:scrgbClr r="0" g="0" b="0"/>
+                        </a:effectRef>
+                        <a:fontRef idx="minor">
+                          <a:schemeClr val="dk1"/>
+                        </a:fontRef>
+                      </wps:style>
+                      <wps:txbx>
+                        <w:txbxContent>
+                          <w:p>
+                            <w:r>
+                              <w:t>done</w:t>
+                            </w:r>
+                          </w:p>
+                        </w:txbxContent>
+                      </wps:txbx>
+                      <wps:bodyPr rot="0" spcFirstLastPara="0" vertOverflow="overflow" horzOverflow="overflow" vert="horz" wrap="square" lIns="91440" tIns="45720" rIns="91440" bIns="45720" numCol="1" spcCol="0" rtlCol="0" fromWordArt="0" anchor="t" anchorCtr="0" forceAA="0" compatLnSpc="1">
+                        <a:prstTxWarp prst="textNoShape">
+                          <a:avLst/>
+                        </a:prstTxWarp>
+                        <a:noAutofit/>
+                      </wps:bodyPr>
+                    </wps:wsp>
+                  </a:graphicData>
+                </a:graphic>
+              </wp:anchor>
+            </w:drawing>
+          </mc:Choice>
+          <mc:Fallback>
+            <w:pict>
+              <v:shape w14:anchorId="5262DDEC" id="Text Box 29" o:spid="_x0000_s1046" type="#_x0000_t202" style="position:absolute;margin-left:303.05pt;margin-top:38.2pt;width:42.05pt;height:34.55pt;z-index:251697152;visibility:visible;mso-wrap-style:square;mso-wrap-distance-left:9pt;mso-wrap-distance-top:0;mso-wrap-distance-right:9pt;mso-wrap-distance-bottom:0;mso-position-horizontal:absolute;mso-position-horizontal-relative:text;mso-position-vertical:absolute;mso-position-vertical-relative:text;v-text-anchor:top" o:gfxdata="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" filled="f" stroked="f">
+                <v:textbox>
+                  <w:txbxContent>
+                    <w:p>
+                      <w:r>
+                        <w:t>done</w:t>
+                      </w:r>
+                    </w:p>
+                  </w:txbxContent>
+                </v:textbox>
+              </v:shape>
+            </w:pict>
+          </mc:Fallback>
+        </mc:AlternateContent>
+      </w:r>
+      <w:r>
+        <w:rPr>
+          <w:b/>
+          <w:sz w:val="48"/>
+        </w:rPr>
+        <mc:AlternateContent>
+          <mc:Choice Requires="wps">
+            <w:drawing>
+              <wp:anchor distT="0" distB="0" distL="114300" distR="114300" simplePos="0" relativeHeight="251696128" behindDoc="0" locked="0" layoutInCell="1" allowOverlap="1" wp14:anchorId="4C9B2F86" wp14:editId="787B0124">
+                <wp:simplePos x="0" y="0"/>
+                <wp:positionH relativeFrom="column">
+                  <wp:posOffset>3645725</wp:posOffset>
+                </wp:positionH>
+                <wp:positionV relativeFrom="paragraph">
+                  <wp:posOffset>163813</wp:posOffset>
+                </wp:positionV>
+                <wp:extent cx="937895" cy="890270"/>
+                <wp:effectExtent l="0" t="0" r="0" b="0"/>
+                <wp:wrapNone/>
+                <wp:docPr id="28" name="Oval 28"/>
+                <wp:cNvGraphicFramePr/>
+                <a:graphic xmlns:a="http://schemas.openxmlformats.org/drawingml/2006/main">
+                  <a:graphicData uri="http://schemas.microsoft.com/office/word/2010/wordprocessingShape">
+                    <wps:wsp>
+                      <wps:cNvSpPr/>
+                      <wps:spPr>
+                        <a:xfrm>
+                          <a:off x="0" y="0"/>
+                          <a:ext cx="937895" cy="890270"/>
+                        </a:xfrm>
+                        <a:prstGeom prst="ellipse">
+                          <a:avLst/>
+                        </a:prstGeom>
+                      </wps:spPr>
+                      <wps:style>
+                        <a:lnRef idx="2">
+                          <a:schemeClr val="accent6">
+                            <a:shade val="50000"/>
+                          </a:schemeClr>
+                        </a:lnRef>
+                        <a:fillRef idx="1">
+                          <a:schemeClr val="accent6"/>
+                        </a:fillRef>
+                        <a:effectRef idx="0">
+                          <a:schemeClr val="accent6"/>
+                        </a:effectRef>
+                        <a:fontRef idx="minor">
+                          <a:schemeClr val="lt1"/>
+                        </a:fontRef>
+                      </wps:style>
+                      <wps:bodyPr rot="0" spcFirstLastPara="0" vertOverflow="overflow" horzOverflow="overflow" vert="horz" wrap="square" lIns="91440" tIns="45720" rIns="91440" bIns="45720" numCol="1" spcCol="0" rtlCol="0" fromWordArt="0" anchor="ctr" anchorCtr="0" forceAA="0" compatLnSpc="1">
+                        <a:prstTxWarp prst="textNoShape">
+                          <a:avLst/>
+                        </a:prstTxWarp>
+                        <a:noAutofit/>
+                      </wps:bodyPr>
+                    </wps:wsp>
+                  </a:graphicData>
+                </a:graphic>
+              </wp:anchor>
+            </w:drawing>
+          </mc:Choice>
+          <mc:Fallback>
+            <w:pict>
+              <v:oval w14:anchorId="11291F42" id="Oval 28" o:spid="_x0000_s1026" style="position:absolute;margin-left:287.05pt;margin-top:12.9pt;width:73.85pt;height:70.1pt;z-index:251696128;visibility:visible;mso-wrap-style:square;mso-wrap-distance-left:9pt;mso-wrap-distance-top:0;mso-wrap-distance-right:9pt;mso-wrap-distance-bottom:0;mso-position-horizontal:absolute;mso-position-horizontal-relative:text;mso-position-vertical:absolute;mso-position-vertical-relative:text;v-text-anchor:middle" o:gfxdata="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" fillcolor="#70ad47 [3209]" strokecolor="#375623 [1609]" strokeweight="1pt">
+                <v:stroke joinstyle="miter"/>
+              </v:oval>
+            </w:pict>
+          </mc:Fallback>
+        </mc:AlternateContent>
+      </w:r>
+      <w:r>
+        <w:rPr>
+          <w:b/>
+          <w:sz w:val="48"/>
+        </w:rPr>
         <w:t xml:space="preserve">FIX FOOTER AND </w:t>
       </w:r>
       <w:proofErr w:type="gramStart"/>
@@ -1658,6 +2345,7 @@
           <w:sz w:val="48"/>
         </w:rPr>
       </w:pPr>
+      <w:proofErr w:type="spellStart"/>
       <w:r>
         <w:rPr>
           <w:b/>
@@ -1672,8 +2360,7 @@
         </w:rPr>
         <w:t>RIPT</w:t>
       </w:r>
-      <w:bookmarkStart w:id="0" w:name="_GoBack"/>
-      <w:bookmarkEnd w:id="0"/>
+      <w:proofErr w:type="spellEnd"/>
     </w:p>
     <w:sectPr>
       <w:pgSz w:w="12240" w:h="15840"/>
